--- a/03_Outputs/final scripts/es/Module 3/3.4.0-es.docx
+++ b/03_Outputs/final scripts/es/Module 3/3.4.0-es.docx
@@ -14,7 +14,7 @@
     </w:p>
     <w:p>
       <w:r>
-        <w:t xml:space="preserve">El enfoque del PNUD incorpora la inclusión en estrategias nacionales como planes energéticos y compromisos climáticos, asegurando que los grupos vulnerables — incluyendo mujeres, jóvenes y trabajadores informales — compartan los beneficios.  </w:t>
+        <w:t xml:space="preserve">El enfoque del PNUD incorpora la inclusividad en estrategias nacionales como planes energéticos y compromisos climáticos, asegurando que los grupos vulnerables — incluyendo mujeres, jóvenes y trabajadores informales — compartan los beneficios.  </w:t>
       </w:r>
     </w:p>
     <w:p>
